--- a/manuscript/analysis_notes/06_soc_sequestration.docx
+++ b/manuscript/analysis_notes/06_soc_sequestration.docx
@@ -1069,11 +1069,6 @@
     <w:p>
       <w:r>
         <w:t>Stocks and excesses are Mg C per hectare; SOC_ESM sequestration rates are Mg C per hectare per year. SOC_ESM sequestration rate is defined here as the annualised ESM-adjusted stock excess relative to the adjacent arable reference. Arable mean = 59.144888 Mg C/ha. For each selected core: (ESM SOC - arable mean) / agreed years; average the core estimates. The arable zero is defined by the comparison, not an estimate of zero temporal change in the arable field.</w:t>
-      </w:r>
-    </w:p>
-    <w:p>
-      <w:r>
-        <w:br w:type="page"/>
       </w:r>
     </w:p>
     <w:p>
@@ -2157,13 +2152,14 @@
     </w:p>
     <w:p>
       <w:pPr>
+        <w:keepNext/>
         <w:jc w:val="center"/>
       </w:pPr>
       <w:r>
         <w:drawing>
           <wp:inline xmlns:a="http://schemas.openxmlformats.org/drawingml/2006/main" xmlns:pic="http://schemas.openxmlformats.org/drawingml/2006/picture">
             <wp:extent cx="5760720" cy="3456432"/>
-            <wp:docPr id="1" name="Picture 1" descr="Figure 1 Mean ESM SOC stocks at the arable 0-30 cm reference mass. Error bars show profile SD; dashed line is the arable mean."/>
+            <wp:docPr id="1" name="Picture 1" descr="Figure 1 SOC is soil organic carbon and ESM is equivalent soil mass. Points show mean stocks across complete profiles evaluated at the common arable 0 to 30 cm reference mass of 3733.24 Mg soil per hectare. Error bars show the SD among profiles, not confidence intervals. The dashed line marks the arable reference mean. Groups comprise arable reference (47 profiles), alley fallow for 19 years (8), alley fallow for 32 years (8) and tree rows for 32 years (21). Reference-mass uncertainty is not propagated."/>
             <wp:cNvGraphicFramePr>
               <a:graphicFrameLocks noChangeAspect="1"/>
             </wp:cNvGraphicFramePr>
@@ -2199,18 +2195,20 @@
         <w:pStyle w:val="Caption"/>
       </w:pPr>
       <w:r>
-        <w:t>Figure 1 Mean ESM SOC stocks at the arable 0-30 cm reference mass. Error bars show profile SD; dashed line is the arable mean.</w:t>
+        <w:t>Figure 1 SOC is soil organic carbon and ESM is equivalent soil mass. Points show mean stocks across complete profiles evaluated at the common arable 0 to 30 cm reference mass of 3733.24 Mg soil per hectare. Error bars show the SD among profiles, not confidence intervals. The dashed line marks the arable reference mean. Groups comprise arable reference (47 profiles), alley fallow for 19 years (8), alley fallow for 32 years (8) and tree rows for 32 years (21). Reference-mass uncertainty is not propagated.</w:t>
       </w:r>
     </w:p>
     <w:p>
       <w:pPr>
+        <w:keepNext/>
+        <w:pageBreakBefore/>
         <w:jc w:val="center"/>
       </w:pPr>
       <w:r>
         <w:drawing>
           <wp:inline xmlns:a="http://schemas.openxmlformats.org/drawingml/2006/main" xmlns:pic="http://schemas.openxmlformats.org/drawingml/2006/picture">
             <wp:extent cx="5760720" cy="3456432"/>
-            <wp:docPr id="2" name="Picture 2" descr="Figure 2 Annualised excess over the arable mean using 32, 19 and 32 years. Error bars show profile SD divided by years, conditional on the arable mean. Arable zero is the defined reference."/>
+            <wp:docPr id="2" name="Picture 2" descr="Figure 2 SOC is soil organic carbon and ESM is equivalent soil mass. Each rate is (mean ESM-adjusted SOC stock minus the adjacent arable mean) divided by the agreed elapsed duration: 19 years for former continuously cropped alleys, 32 years for former continuously fallow alleys and 32 years for tree rows. Points show retrospective annualised stock differences in Mg C per hectare per year. Error bars are profile SD divided by duration, conditional on the arable mean; they are not confidence intervals and do not propagate uncertainty in the reference mean or soil mass. Arable is zero by definition. These stock contrasts do not directly measure annual flux or isolate accumulation caused by grassland."/>
             <wp:cNvGraphicFramePr>
               <a:graphicFrameLocks noChangeAspect="1"/>
             </wp:cNvGraphicFramePr>
@@ -2246,7 +2244,7 @@
         <w:pStyle w:val="Caption"/>
       </w:pPr>
       <w:r>
-        <w:t>Figure 2 SOC_ESM sequestration rates for alley fallow of 19 years, alley fallow of 32 years and tree rows of 32 years. Error bars show profile SD divided by years, conditional on the arable mean. Arable zero is the defined reference.</w:t>
+        <w:t>Figure 2 SOC is soil organic carbon and ESM is equivalent soil mass. Each rate is (mean ESM-adjusted SOC stock minus the adjacent arable mean) divided by the agreed elapsed duration: 19 years for former continuously cropped alleys, 32 years for former continuously fallow alleys and 32 years for tree rows. Points show retrospective annualised stock differences in Mg C per hectare per year. Error bars are profile SD divided by duration, conditional on the arable mean; they are not confidence intervals and do not propagate uncertainty in the reference mean or soil mass. Arable is zero by definition. These stock contrasts do not directly measure annual flux or isolate accumulation caused by grassland.</w:t>
       </w:r>
     </w:p>
     <w:sectPr>

--- a/manuscript/analysis_notes/06_soc_sequestration.docx
+++ b/manuscript/analysis_notes/06_soc_sequestration.docx
@@ -7,7 +7,7 @@
         <w:pStyle w:val="Title"/>
       </w:pPr>
       <w:r>
-        <w:t>SOC sequestration following arable conversion</w:t>
+        <w:t>SOC accumulation relative to the arable reference</w:t>
       </w:r>
     </w:p>
     <w:p>
@@ -15,12 +15,12 @@
         <w:pStyle w:val="Subtitle"/>
       </w:pPr>
       <w:r>
-        <w:t>Analysis notes for paper drafting   |   Updated 22 October 2026</w:t>
+        <w:t>Analysis notes for paper drafting   |   Updated 27 October 2026</w:t>
       </w:r>
     </w:p>
     <w:p>
       <w:r>
-        <w:t>At the arable 0-30 cm equivalent soil mass, SOC_ESM sequestration rates are 0.866 Mg C per hectare per year for alley fallow of 19 years, 0.408 for alley fallow of 32 years and 0.658 for tree rows of 32 years. Methods define these rates as retrospective annualised stock differences relative to the arable reference.</w:t>
+        <w:t>The mean annualised tree-row SOC accumulation estimate is 0.651 Mg C per hectare per year, with SD 0.259. It is the 2024 tree-row ESM stock excess over the measured fixed-depth arable reference, divided by 32 years. The table below provides the result intended for manuscript reporting.</w:t>
       </w:r>
     </w:p>
     <w:p>
@@ -33,22 +33,22 @@
     </w:p>
     <w:p>
       <w:r>
-        <w:t>The two study fields formed one arable field before silvoarable establishment in 1992. Continuous fallow alleys have remained grassland since 1992. The final crop in Continuous cropping alleys was planted in autumn 2003 and harvested in August 2004; these alleys have remained grassland since cessation. Soil sampling took place in 2024. The adjacent reference remained arable. Durations of 32 years for Continuous fallow, 19 for Continuous cropping and 32 for tree rows were specified by the user; they are fixed analysis conventions, not exact dated exposure estimates.</w:t>
+        <w:t>The fields formed one arable field before silvoarable establishment in 1992. Soil sampling took place in 2024. The adjacent reference remained arable. Agreed durations are 32 years for tree rows and Continuous fallow alleys, and 19 years for Continuous cropping alleys following the final August 2004 harvest. These are fixed analysis conventions. Tree rows pool all former cropping treatments by available complete core; Alternate cropping alleys are excluded from the rate comparison.</w:t>
       </w:r>
     </w:p>
     <w:p>
       <w:r>
-        <w:t>Input: data/raw/study_site_soil_2024.csv, with full-precision company fine bulk density and SOC, permanent core IDs and corrected location labels. Select 2_alley with former_treatment_code F or C, all 1_tree cores pooled across former treatments, and 3_arable as reference. Exclude Alternate cropping alleys from this calculation. Retain former-treatment identifiers for tree profiles in the profile output. Tree rows are pooled by available complete core, not equally weighted by former treatment.</w:t>
+        <w:t>Measurements are from data/raw/study_site_soil_2024.csv. Arable profiles retain their measured fixed-depth 0 to 30 cm stocks. Only alley and tree-row profiles are ESM corrected using straight segments through cumulative soil-mass and SOC endpoints, with arable mean layer masses defining the reference (1775.33 and 3733.24 Mg soil per hectare). Complete agroforestry profiles can extend their final segment using measured lower-layer SOC concentration. Upper-only profiles receive no total or annualised total-stock rate. Supplied fine BD is retained; the fine-BD volume denominator and any required coarse-fragment adjustment remain an open measurement-basis check.</w:t>
       </w:r>
     </w:p>
     <w:p>
       <w:r>
-        <w:t>Layer soil mass = fine BD (g/cm3) times thickness (cm) times 100; layer SOC stock = soil mass times SOC percentage / 100. The reference is the sum of mean arable 0-15 cm mass (1775.327819 Mg/ha, n = 48) and 15-30 cm mass (1957.915887 Mg/ha, n = 47): 3733.243706 Mg soil/ha. All locations, including individual arable profiles, are evaluated at this same mass.</w:t>
+        <w:t>For each complete agroforestry core j, calculate delta SOC_j = total ESM stock_j minus the mean arable fixed-depth stock (59.358765 Mg C per hectare), then divide by its agreed duration. Average the core-level rates. All 21 complete tree-row and 47 complete arable profiles contribute to the primary contrast. The arable zero in figures is a defined comparison reference, not an estimate of zero change in the field.</w:t>
       </w:r>
     </w:p>
     <w:p>
       <w:r>
-        <w:t>Join the origin and measured cumulative soil-mass/SOC endpoints linearly. Interpolate inside measured mass; if a complete profile falls short of reference mass, extend its final segment using the measured 15-30 cm SOC concentration. No spline, extra coarse-fragment or organic-matter subtraction is applied. Upper-only profiles receive no total-reference estimate. This retains the existing stock-analysis ESM convention; extrapolations are explicit below.</w:t>
+        <w:t>Uncertainty is reported as SD among the complete profile-level annualised rates. The shared mean fixed-depth arable reference is held constant for every profile. Therefore rate SD equals tree-row stock SD divided by 32 years. SD describes variation among sampled profiles, not a confidence interval for the mean; uncertainty in the arable mean, reference masses and the ESM extrapolation model is not propagated.</w:t>
       </w:r>
     </w:p>
     <w:p>
@@ -56,7 +56,7 @@
         <w:pStyle w:val="Heading1"/>
       </w:pPr>
       <w:r>
-        <w:t>Calculated results</w:t>
+        <w:t>Tree row result for the manuscript</w:t>
       </w:r>
     </w:p>
     <w:tbl>
@@ -67,12 +67,11 @@
         <w:tblLook w:firstColumn="1" w:firstRow="1" w:lastColumn="0" w:lastRow="0" w:noHBand="0" w:noVBand="1" w:val="04A0"/>
       </w:tblPr>
       <w:tblGrid>
-        <w:gridCol w:w="2952"/>
-        <w:gridCol w:w="504"/>
-        <w:gridCol w:w="1296"/>
-        <w:gridCol w:w="1080"/>
-        <w:gridCol w:w="792"/>
-        <w:gridCol w:w="1512"/>
+        <w:gridCol w:w="1656"/>
+        <w:gridCol w:w="1152"/>
+        <w:gridCol w:w="1224"/>
+        <w:gridCol w:w="864"/>
+        <w:gridCol w:w="3888"/>
       </w:tblGrid>
       <w:tr>
         <w:trPr>
@@ -81,7 +80,385 @@
         </w:trPr>
         <w:tc>
           <w:tcPr>
-            <w:tcW w:type="dxa" w:w="2952"/>
+            <w:tcW w:type="dxa" w:w="1656"/>
+            <w:vAlign w:val="center"/>
+            <w:tcBorders>
+              <w:top w:val="single" w:sz="5" w:color="D9D9D9"/>
+              <w:left w:val="single" w:sz="5" w:color="D9D9D9"/>
+              <w:bottom w:val="single" w:sz="5" w:color="D9D9D9"/>
+              <w:right w:val="single" w:sz="5" w:color="D9D9D9"/>
+            </w:tcBorders>
+            <w:tcMar>
+              <w:top w:w="90" w:type="dxa"/>
+              <w:left w:w="90" w:type="dxa"/>
+              <w:bottom w:w="90" w:type="dxa"/>
+              <w:right w:w="90" w:type="dxa"/>
+            </w:tcMar>
+            <w:shd w:fill="24435A"/>
+          </w:tcPr>
+          <w:p>
+            <w:pPr>
+              <w:spacing w:after="60" w:before="60"/>
+            </w:pPr>
+            <w:r>
+              <w:rPr>
+                <w:b/>
+                <w:color w:val="FFFFFF"/>
+                <w:sz w:val="19"/>
+              </w:rPr>
+              <w:t>Land cover</w:t>
+            </w:r>
+          </w:p>
+        </w:tc>
+        <w:tc>
+          <w:tcPr>
+            <w:tcW w:type="dxa" w:w="1152"/>
+            <w:vAlign w:val="center"/>
+            <w:tcBorders>
+              <w:top w:val="single" w:sz="5" w:color="D9D9D9"/>
+              <w:left w:val="single" w:sz="5" w:color="D9D9D9"/>
+              <w:bottom w:val="single" w:sz="5" w:color="D9D9D9"/>
+              <w:right w:val="single" w:sz="5" w:color="D9D9D9"/>
+            </w:tcBorders>
+            <w:tcMar>
+              <w:top w:w="90" w:type="dxa"/>
+              <w:left w:w="90" w:type="dxa"/>
+              <w:bottom w:w="90" w:type="dxa"/>
+              <w:right w:w="90" w:type="dxa"/>
+            </w:tcMar>
+            <w:shd w:fill="24435A"/>
+          </w:tcPr>
+          <w:p>
+            <w:pPr>
+              <w:spacing w:after="60" w:before="60"/>
+              <w:jc w:val="center"/>
+            </w:pPr>
+            <w:r>
+              <w:rPr>
+                <w:b/>
+                <w:color w:val="FFFFFF"/>
+                <w:sz w:val="19"/>
+              </w:rPr>
+              <w:t>Tree cores</w:t>
+            </w:r>
+          </w:p>
+        </w:tc>
+        <w:tc>
+          <w:tcPr>
+            <w:tcW w:type="dxa" w:w="1224"/>
+            <w:vAlign w:val="center"/>
+            <w:tcBorders>
+              <w:top w:val="single" w:sz="5" w:color="D9D9D9"/>
+              <w:left w:val="single" w:sz="5" w:color="D9D9D9"/>
+              <w:bottom w:val="single" w:sz="5" w:color="D9D9D9"/>
+              <w:right w:val="single" w:sz="5" w:color="D9D9D9"/>
+            </w:tcBorders>
+            <w:tcMar>
+              <w:top w:w="90" w:type="dxa"/>
+              <w:left w:w="90" w:type="dxa"/>
+              <w:bottom w:w="90" w:type="dxa"/>
+              <w:right w:w="90" w:type="dxa"/>
+            </w:tcMar>
+            <w:shd w:fill="24435A"/>
+          </w:tcPr>
+          <w:p>
+            <w:pPr>
+              <w:spacing w:after="60" w:before="60"/>
+              <w:jc w:val="center"/>
+            </w:pPr>
+            <w:r>
+              <w:rPr>
+                <w:b/>
+                <w:color w:val="FFFFFF"/>
+                <w:sz w:val="19"/>
+              </w:rPr>
+              <w:t>Arable cores</w:t>
+            </w:r>
+          </w:p>
+        </w:tc>
+        <w:tc>
+          <w:tcPr>
+            <w:tcW w:type="dxa" w:w="864"/>
+            <w:vAlign w:val="center"/>
+            <w:tcBorders>
+              <w:top w:val="single" w:sz="5" w:color="D9D9D9"/>
+              <w:left w:val="single" w:sz="5" w:color="D9D9D9"/>
+              <w:bottom w:val="single" w:sz="5" w:color="D9D9D9"/>
+              <w:right w:val="single" w:sz="5" w:color="D9D9D9"/>
+            </w:tcBorders>
+            <w:tcMar>
+              <w:top w:w="90" w:type="dxa"/>
+              <w:left w:w="90" w:type="dxa"/>
+              <w:bottom w:w="90" w:type="dxa"/>
+              <w:right w:w="90" w:type="dxa"/>
+            </w:tcMar>
+            <w:shd w:fill="24435A"/>
+          </w:tcPr>
+          <w:p>
+            <w:pPr>
+              <w:spacing w:after="60" w:before="60"/>
+              <w:jc w:val="center"/>
+            </w:pPr>
+            <w:r>
+              <w:rPr>
+                <w:b/>
+                <w:color w:val="FFFFFF"/>
+                <w:sz w:val="19"/>
+              </w:rPr>
+              <w:t>Years</w:t>
+            </w:r>
+          </w:p>
+        </w:tc>
+        <w:tc>
+          <w:tcPr>
+            <w:tcW w:type="dxa" w:w="3888"/>
+            <w:vAlign w:val="center"/>
+            <w:tcBorders>
+              <w:top w:val="single" w:sz="5" w:color="D9D9D9"/>
+              <w:left w:val="single" w:sz="5" w:color="D9D9D9"/>
+              <w:bottom w:val="single" w:sz="5" w:color="D9D9D9"/>
+              <w:right w:val="single" w:sz="5" w:color="D9D9D9"/>
+            </w:tcBorders>
+            <w:tcMar>
+              <w:top w:w="90" w:type="dxa"/>
+              <w:left w:w="90" w:type="dxa"/>
+              <w:bottom w:w="90" w:type="dxa"/>
+              <w:right w:w="90" w:type="dxa"/>
+            </w:tcMar>
+            <w:shd w:fill="24435A"/>
+          </w:tcPr>
+          <w:p>
+            <w:pPr>
+              <w:spacing w:after="60" w:before="60"/>
+              <w:jc w:val="center"/>
+            </w:pPr>
+            <w:r>
+              <w:rPr>
+                <w:b/>
+                <w:color w:val="FFFFFF"/>
+                <w:sz w:val="19"/>
+              </w:rPr>
+              <w:t>Rate mean and SD</w:t>
+            </w:r>
+          </w:p>
+        </w:tc>
+      </w:tr>
+      <w:tr>
+        <w:trPr>
+          <w:cantSplit/>
+        </w:trPr>
+        <w:tc>
+          <w:tcPr>
+            <w:tcW w:type="dxa" w:w="1656"/>
+            <w:vAlign w:val="center"/>
+            <w:tcBorders>
+              <w:top w:val="single" w:sz="5" w:color="D9D9D9"/>
+              <w:left w:val="single" w:sz="5" w:color="D9D9D9"/>
+              <w:bottom w:val="single" w:sz="5" w:color="D9D9D9"/>
+              <w:right w:val="single" w:sz="5" w:color="D9D9D9"/>
+            </w:tcBorders>
+            <w:tcMar>
+              <w:top w:w="90" w:type="dxa"/>
+              <w:left w:w="90" w:type="dxa"/>
+              <w:bottom w:w="90" w:type="dxa"/>
+              <w:right w:w="90" w:type="dxa"/>
+            </w:tcMar>
+            <w:shd w:fill="FFFFFF"/>
+          </w:tcPr>
+          <w:p>
+            <w:pPr>
+              <w:spacing w:after="60" w:before="60"/>
+            </w:pPr>
+            <w:r>
+              <w:rPr>
+                <w:b w:val="0"/>
+                <w:color w:val="000000"/>
+                <w:sz w:val="19"/>
+              </w:rPr>
+              <w:t>Tree row</w:t>
+            </w:r>
+          </w:p>
+        </w:tc>
+        <w:tc>
+          <w:tcPr>
+            <w:tcW w:type="dxa" w:w="1152"/>
+            <w:vAlign w:val="center"/>
+            <w:tcBorders>
+              <w:top w:val="single" w:sz="5" w:color="D9D9D9"/>
+              <w:left w:val="single" w:sz="5" w:color="D9D9D9"/>
+              <w:bottom w:val="single" w:sz="5" w:color="D9D9D9"/>
+              <w:right w:val="single" w:sz="5" w:color="D9D9D9"/>
+            </w:tcBorders>
+            <w:tcMar>
+              <w:top w:w="90" w:type="dxa"/>
+              <w:left w:w="90" w:type="dxa"/>
+              <w:bottom w:w="90" w:type="dxa"/>
+              <w:right w:w="90" w:type="dxa"/>
+            </w:tcMar>
+            <w:shd w:fill="FFFFFF"/>
+          </w:tcPr>
+          <w:p>
+            <w:pPr>
+              <w:spacing w:after="60" w:before="60"/>
+              <w:jc w:val="center"/>
+            </w:pPr>
+            <w:r>
+              <w:rPr>
+                <w:b w:val="0"/>
+                <w:color w:val="000000"/>
+                <w:sz w:val="19"/>
+              </w:rPr>
+              <w:t>21</w:t>
+            </w:r>
+          </w:p>
+        </w:tc>
+        <w:tc>
+          <w:tcPr>
+            <w:tcW w:type="dxa" w:w="1224"/>
+            <w:vAlign w:val="center"/>
+            <w:tcBorders>
+              <w:top w:val="single" w:sz="5" w:color="D9D9D9"/>
+              <w:left w:val="single" w:sz="5" w:color="D9D9D9"/>
+              <w:bottom w:val="single" w:sz="5" w:color="D9D9D9"/>
+              <w:right w:val="single" w:sz="5" w:color="D9D9D9"/>
+            </w:tcBorders>
+            <w:tcMar>
+              <w:top w:w="90" w:type="dxa"/>
+              <w:left w:w="90" w:type="dxa"/>
+              <w:bottom w:w="90" w:type="dxa"/>
+              <w:right w:w="90" w:type="dxa"/>
+            </w:tcMar>
+            <w:shd w:fill="FFFFFF"/>
+          </w:tcPr>
+          <w:p>
+            <w:pPr>
+              <w:spacing w:after="60" w:before="60"/>
+              <w:jc w:val="center"/>
+            </w:pPr>
+            <w:r>
+              <w:rPr>
+                <w:b w:val="0"/>
+                <w:color w:val="000000"/>
+                <w:sz w:val="19"/>
+              </w:rPr>
+              <w:t>47</w:t>
+            </w:r>
+          </w:p>
+        </w:tc>
+        <w:tc>
+          <w:tcPr>
+            <w:tcW w:type="dxa" w:w="864"/>
+            <w:vAlign w:val="center"/>
+            <w:tcBorders>
+              <w:top w:val="single" w:sz="5" w:color="D9D9D9"/>
+              <w:left w:val="single" w:sz="5" w:color="D9D9D9"/>
+              <w:bottom w:val="single" w:sz="5" w:color="D9D9D9"/>
+              <w:right w:val="single" w:sz="5" w:color="D9D9D9"/>
+            </w:tcBorders>
+            <w:tcMar>
+              <w:top w:w="90" w:type="dxa"/>
+              <w:left w:w="90" w:type="dxa"/>
+              <w:bottom w:w="90" w:type="dxa"/>
+              <w:right w:w="90" w:type="dxa"/>
+            </w:tcMar>
+            <w:shd w:fill="FFFFFF"/>
+          </w:tcPr>
+          <w:p>
+            <w:pPr>
+              <w:spacing w:after="60" w:before="60"/>
+              <w:jc w:val="center"/>
+            </w:pPr>
+            <w:r>
+              <w:rPr>
+                <w:b w:val="0"/>
+                <w:color w:val="000000"/>
+                <w:sz w:val="19"/>
+              </w:rPr>
+              <w:t>32</w:t>
+            </w:r>
+          </w:p>
+        </w:tc>
+        <w:tc>
+          <w:tcPr>
+            <w:tcW w:type="dxa" w:w="3888"/>
+            <w:vAlign w:val="center"/>
+            <w:tcBorders>
+              <w:top w:val="single" w:sz="5" w:color="D9D9D9"/>
+              <w:left w:val="single" w:sz="5" w:color="D9D9D9"/>
+              <w:bottom w:val="single" w:sz="5" w:color="D9D9D9"/>
+              <w:right w:val="single" w:sz="5" w:color="D9D9D9"/>
+            </w:tcBorders>
+            <w:tcMar>
+              <w:top w:w="90" w:type="dxa"/>
+              <w:left w:w="90" w:type="dxa"/>
+              <w:bottom w:w="90" w:type="dxa"/>
+              <w:right w:w="90" w:type="dxa"/>
+            </w:tcMar>
+            <w:shd w:fill="FFFFFF"/>
+          </w:tcPr>
+          <w:p>
+            <w:pPr>
+              <w:spacing w:after="60" w:before="60"/>
+              <w:jc w:val="center"/>
+            </w:pPr>
+            <w:r>
+              <w:rPr>
+                <w:b w:val="0"/>
+                <w:color w:val="000000"/>
+                <w:sz w:val="19"/>
+              </w:rPr>
+              <w:t>0.651 +/- 0.259</w:t>
+            </w:r>
+          </w:p>
+        </w:tc>
+      </w:tr>
+    </w:tbl>
+    <w:p>
+      <w:pPr>
+        <w:spacing w:after="0"/>
+      </w:pPr>
+    </w:p>
+    <w:p>
+      <w:r>
+        <w:t>Rate units are Mg C per hectare of tree-row area per year. The reported mean and SD are conditional on the shared arable baseline and agreed duration. They do not quantify field-level replication, historical baseline differences, measurement-basis uncertainty, the extrapolation model or national transfer. The estimate is not a directly observed annual flux. The machine-readable manuscript table is results/tables/soc_tree_row_rate_manuscript.csv.</w:t>
+      </w:r>
+    </w:p>
+    <w:p>
+      <w:r>
+        <w:br w:type="page"/>
+      </w:r>
+    </w:p>
+    <w:p>
+      <w:pPr>
+        <w:pStyle w:val="Heading1"/>
+      </w:pPr>
+      <w:r>
+        <w:t>Supplementary tabular results</w:t>
+      </w:r>
+    </w:p>
+    <w:tbl>
+      <w:tblPr>
+        <w:tblW w:type="auto" w:w="0"/>
+        <w:jc w:val="center"/>
+        <w:tblLayout w:type="fixed"/>
+        <w:tblLook w:firstColumn="1" w:firstRow="1" w:lastColumn="0" w:lastRow="0" w:noHBand="0" w:noVBand="1" w:val="04A0"/>
+      </w:tblPr>
+      <w:tblGrid>
+        <w:gridCol w:w="2736"/>
+        <w:gridCol w:w="504"/>
+        <w:gridCol w:w="1008"/>
+        <w:gridCol w:w="1008"/>
+        <w:gridCol w:w="1008"/>
+        <w:gridCol w:w="2160"/>
+      </w:tblGrid>
+      <w:tr>
+        <w:trPr>
+          <w:cantSplit/>
+          <w:tblHeader/>
+        </w:trPr>
+        <w:tc>
+          <w:tcPr>
+            <w:tcW w:type="dxa" w:w="2736"/>
             <w:vAlign w:val="center"/>
             <w:tcBorders>
               <w:top w:val="single" w:sz="5" w:color="D9D9D9"/>
@@ -146,7 +523,7 @@
         </w:tc>
         <w:tc>
           <w:tcPr>
-            <w:tcW w:type="dxa" w:w="1296"/>
+            <w:tcW w:type="dxa" w:w="1008"/>
             <w:vAlign w:val="center"/>
             <w:tcBorders>
               <w:top w:val="single" w:sz="5" w:color="D9D9D9"/>
@@ -173,13 +550,13 @@
                 <w:color w:val="FFFFFF"/>
                 <w:sz w:val="19"/>
               </w:rPr>
-              <w:t>ESM stock</w:t>
+              <w:t>Stock</w:t>
             </w:r>
           </w:p>
         </w:tc>
         <w:tc>
           <w:tcPr>
-            <w:tcW w:type="dxa" w:w="1080"/>
+            <w:tcW w:type="dxa" w:w="1008"/>
             <w:vAlign w:val="center"/>
             <w:tcBorders>
               <w:top w:val="single" w:sz="5" w:color="D9D9D9"/>
@@ -212,7 +589,7 @@
         </w:tc>
         <w:tc>
           <w:tcPr>
-            <w:tcW w:type="dxa" w:w="792"/>
+            <w:tcW w:type="dxa" w:w="1008"/>
             <w:vAlign w:val="center"/>
             <w:tcBorders>
               <w:top w:val="single" w:sz="5" w:color="D9D9D9"/>
@@ -239,13 +616,13 @@
                 <w:color w:val="FFFFFF"/>
                 <w:sz w:val="19"/>
               </w:rPr>
-              <w:t>Years</w:t>
+              <w:t>Rate</w:t>
             </w:r>
           </w:p>
         </w:tc>
         <w:tc>
           <w:tcPr>
-            <w:tcW w:type="dxa" w:w="1512"/>
+            <w:tcW w:type="dxa" w:w="2160"/>
             <w:vAlign w:val="center"/>
             <w:tcBorders>
               <w:top w:val="single" w:sz="5" w:color="D9D9D9"/>
@@ -263,6 +640,7 @@
           </w:tcPr>
           <w:p>
             <w:pPr>
+              <w:spacing w:after="60" w:before="60"/>
               <w:jc w:val="center"/>
             </w:pPr>
             <w:r>
@@ -271,7 +649,7 @@
                 <w:color w:val="FFFFFF"/>
                 <w:sz w:val="19"/>
               </w:rPr>
-              <w:t>Sequestration rate</w:t>
+              <w:t>Rate SD</w:t>
             </w:r>
           </w:p>
         </w:tc>
@@ -282,7 +660,7 @@
         </w:trPr>
         <w:tc>
           <w:tcPr>
-            <w:tcW w:type="dxa" w:w="2952"/>
+            <w:tcW w:type="dxa" w:w="2736"/>
             <w:vAlign w:val="center"/>
             <w:tcBorders>
               <w:top w:val="single" w:sz="5" w:color="D9D9D9"/>
@@ -347,7 +725,7 @@
         </w:tc>
         <w:tc>
           <w:tcPr>
-            <w:tcW w:type="dxa" w:w="1296"/>
+            <w:tcW w:type="dxa" w:w="1008"/>
             <w:vAlign w:val="center"/>
             <w:tcBorders>
               <w:top w:val="single" w:sz="5" w:color="D9D9D9"/>
@@ -374,13 +752,13 @@
                 <w:color w:val="000000"/>
                 <w:sz w:val="19"/>
               </w:rPr>
-              <w:t>59.14</w:t>
+              <w:t>59.36</w:t>
             </w:r>
           </w:p>
         </w:tc>
         <w:tc>
           <w:tcPr>
-            <w:tcW w:type="dxa" w:w="1080"/>
+            <w:tcW w:type="dxa" w:w="1008"/>
             <w:vAlign w:val="center"/>
             <w:tcBorders>
               <w:top w:val="single" w:sz="5" w:color="D9D9D9"/>
@@ -413,40 +791,7 @@
         </w:tc>
         <w:tc>
           <w:tcPr>
-            <w:tcW w:type="dxa" w:w="792"/>
-            <w:vAlign w:val="center"/>
-            <w:tcBorders>
-              <w:top w:val="single" w:sz="5" w:color="D9D9D9"/>
-              <w:left w:val="single" w:sz="5" w:color="D9D9D9"/>
-              <w:bottom w:val="single" w:sz="5" w:color="D9D9D9"/>
-              <w:right w:val="single" w:sz="5" w:color="D9D9D9"/>
-            </w:tcBorders>
-            <w:tcMar>
-              <w:top w:w="90" w:type="dxa"/>
-              <w:left w:w="90" w:type="dxa"/>
-              <w:bottom w:w="90" w:type="dxa"/>
-              <w:right w:w="90" w:type="dxa"/>
-            </w:tcMar>
-            <w:shd w:fill="FFFFFF"/>
-          </w:tcPr>
-          <w:p>
-            <w:pPr>
-              <w:spacing w:after="60" w:before="60"/>
-              <w:jc w:val="center"/>
-            </w:pPr>
-            <w:r>
-              <w:rPr>
-                <w:b w:val="0"/>
-                <w:color w:val="000000"/>
-                <w:sz w:val="19"/>
-              </w:rPr>
-              <w:t>-</w:t>
-            </w:r>
-          </w:p>
-        </w:tc>
-        <w:tc>
-          <w:tcPr>
-            <w:tcW w:type="dxa" w:w="1512"/>
+            <w:tcW w:type="dxa" w:w="1008"/>
             <w:vAlign w:val="center"/>
             <w:tcBorders>
               <w:top w:val="single" w:sz="5" w:color="D9D9D9"/>
@@ -477,14 +822,9 @@
             </w:r>
           </w:p>
         </w:tc>
-      </w:tr>
-      <w:tr>
-        <w:trPr>
-          <w:cantSplit/>
-        </w:trPr>
         <w:tc>
           <w:tcPr>
-            <w:tcW w:type="dxa" w:w="2952"/>
+            <w:tcW w:type="dxa" w:w="2160"/>
             <w:vAlign w:val="center"/>
             <w:tcBorders>
               <w:top w:val="single" w:sz="5" w:color="D9D9D9"/>
@@ -501,8 +841,256 @@
             <w:shd w:fill="FFFFFF"/>
           </w:tcPr>
           <w:p>
+            <w:pPr>
+              <w:spacing w:after="60" w:before="60"/>
+              <w:jc w:val="center"/>
+            </w:pPr>
             <w:r>
+              <w:rPr>
+                <w:b w:val="0"/>
+                <w:color w:val="000000"/>
+                <w:sz w:val="19"/>
+              </w:rPr>
+              <w:t>Not applicable</w:t>
+            </w:r>
+          </w:p>
+        </w:tc>
+      </w:tr>
+      <w:tr>
+        <w:trPr>
+          <w:cantSplit/>
+        </w:trPr>
+        <w:tc>
+          <w:tcPr>
+            <w:tcW w:type="dxa" w:w="2736"/>
+            <w:vAlign w:val="center"/>
+            <w:tcBorders>
+              <w:top w:val="single" w:sz="5" w:color="D9D9D9"/>
+              <w:left w:val="single" w:sz="5" w:color="D9D9D9"/>
+              <w:bottom w:val="single" w:sz="5" w:color="D9D9D9"/>
+              <w:right w:val="single" w:sz="5" w:color="D9D9D9"/>
+            </w:tcBorders>
+            <w:tcMar>
+              <w:top w:w="90" w:type="dxa"/>
+              <w:left w:w="90" w:type="dxa"/>
+              <w:bottom w:w="90" w:type="dxa"/>
+              <w:right w:w="90" w:type="dxa"/>
+            </w:tcMar>
+            <w:shd w:fill="F2F5F7"/>
+          </w:tcPr>
+          <w:p>
+            <w:pPr>
+              <w:spacing w:after="60" w:before="60"/>
+            </w:pPr>
+            <w:r>
+              <w:rPr>
+                <w:b w:val="0"/>
+                <w:color w:val="000000"/>
+                <w:sz w:val="19"/>
+              </w:rPr>
               <w:t>Alley fallow, 19 years</w:t>
+            </w:r>
+          </w:p>
+        </w:tc>
+        <w:tc>
+          <w:tcPr>
+            <w:tcW w:type="dxa" w:w="504"/>
+            <w:vAlign w:val="center"/>
+            <w:tcBorders>
+              <w:top w:val="single" w:sz="5" w:color="D9D9D9"/>
+              <w:left w:val="single" w:sz="5" w:color="D9D9D9"/>
+              <w:bottom w:val="single" w:sz="5" w:color="D9D9D9"/>
+              <w:right w:val="single" w:sz="5" w:color="D9D9D9"/>
+            </w:tcBorders>
+            <w:tcMar>
+              <w:top w:w="90" w:type="dxa"/>
+              <w:left w:w="90" w:type="dxa"/>
+              <w:bottom w:w="90" w:type="dxa"/>
+              <w:right w:w="90" w:type="dxa"/>
+            </w:tcMar>
+            <w:shd w:fill="F2F5F7"/>
+          </w:tcPr>
+          <w:p>
+            <w:pPr>
+              <w:spacing w:after="60" w:before="60"/>
+              <w:jc w:val="center"/>
+            </w:pPr>
+            <w:r>
+              <w:rPr>
+                <w:b w:val="0"/>
+                <w:color w:val="000000"/>
+                <w:sz w:val="19"/>
+              </w:rPr>
+              <w:t>8</w:t>
+            </w:r>
+          </w:p>
+        </w:tc>
+        <w:tc>
+          <w:tcPr>
+            <w:tcW w:type="dxa" w:w="1008"/>
+            <w:vAlign w:val="center"/>
+            <w:tcBorders>
+              <w:top w:val="single" w:sz="5" w:color="D9D9D9"/>
+              <w:left w:val="single" w:sz="5" w:color="D9D9D9"/>
+              <w:bottom w:val="single" w:sz="5" w:color="D9D9D9"/>
+              <w:right w:val="single" w:sz="5" w:color="D9D9D9"/>
+            </w:tcBorders>
+            <w:tcMar>
+              <w:top w:w="90" w:type="dxa"/>
+              <w:left w:w="90" w:type="dxa"/>
+              <w:bottom w:w="90" w:type="dxa"/>
+              <w:right w:w="90" w:type="dxa"/>
+            </w:tcMar>
+            <w:shd w:fill="F2F5F7"/>
+          </w:tcPr>
+          <w:p>
+            <w:pPr>
+              <w:spacing w:after="60" w:before="60"/>
+              <w:jc w:val="center"/>
+            </w:pPr>
+            <w:r>
+              <w:rPr>
+                <w:b w:val="0"/>
+                <w:color w:val="000000"/>
+                <w:sz w:val="19"/>
+              </w:rPr>
+              <w:t>75.60</w:t>
+            </w:r>
+          </w:p>
+        </w:tc>
+        <w:tc>
+          <w:tcPr>
+            <w:tcW w:type="dxa" w:w="1008"/>
+            <w:vAlign w:val="center"/>
+            <w:tcBorders>
+              <w:top w:val="single" w:sz="5" w:color="D9D9D9"/>
+              <w:left w:val="single" w:sz="5" w:color="D9D9D9"/>
+              <w:bottom w:val="single" w:sz="5" w:color="D9D9D9"/>
+              <w:right w:val="single" w:sz="5" w:color="D9D9D9"/>
+            </w:tcBorders>
+            <w:tcMar>
+              <w:top w:w="90" w:type="dxa"/>
+              <w:left w:w="90" w:type="dxa"/>
+              <w:bottom w:w="90" w:type="dxa"/>
+              <w:right w:w="90" w:type="dxa"/>
+            </w:tcMar>
+            <w:shd w:fill="F2F5F7"/>
+          </w:tcPr>
+          <w:p>
+            <w:pPr>
+              <w:spacing w:after="60" w:before="60"/>
+              <w:jc w:val="center"/>
+            </w:pPr>
+            <w:r>
+              <w:rPr>
+                <w:b w:val="0"/>
+                <w:color w:val="000000"/>
+                <w:sz w:val="19"/>
+              </w:rPr>
+              <w:t>16.24</w:t>
+            </w:r>
+          </w:p>
+        </w:tc>
+        <w:tc>
+          <w:tcPr>
+            <w:tcW w:type="dxa" w:w="1008"/>
+            <w:vAlign w:val="center"/>
+            <w:tcBorders>
+              <w:top w:val="single" w:sz="5" w:color="D9D9D9"/>
+              <w:left w:val="single" w:sz="5" w:color="D9D9D9"/>
+              <w:bottom w:val="single" w:sz="5" w:color="D9D9D9"/>
+              <w:right w:val="single" w:sz="5" w:color="D9D9D9"/>
+            </w:tcBorders>
+            <w:tcMar>
+              <w:top w:w="90" w:type="dxa"/>
+              <w:left w:w="90" w:type="dxa"/>
+              <w:bottom w:w="90" w:type="dxa"/>
+              <w:right w:w="90" w:type="dxa"/>
+            </w:tcMar>
+            <w:shd w:fill="F2F5F7"/>
+          </w:tcPr>
+          <w:p>
+            <w:pPr>
+              <w:spacing w:after="60" w:before="60"/>
+              <w:jc w:val="center"/>
+            </w:pPr>
+            <w:r>
+              <w:rPr>
+                <w:b w:val="0"/>
+                <w:color w:val="000000"/>
+                <w:sz w:val="19"/>
+              </w:rPr>
+              <w:t>0.855</w:t>
+            </w:r>
+          </w:p>
+        </w:tc>
+        <w:tc>
+          <w:tcPr>
+            <w:tcW w:type="dxa" w:w="2160"/>
+            <w:vAlign w:val="center"/>
+            <w:tcBorders>
+              <w:top w:val="single" w:sz="5" w:color="D9D9D9"/>
+              <w:left w:val="single" w:sz="5" w:color="D9D9D9"/>
+              <w:bottom w:val="single" w:sz="5" w:color="D9D9D9"/>
+              <w:right w:val="single" w:sz="5" w:color="D9D9D9"/>
+            </w:tcBorders>
+            <w:tcMar>
+              <w:top w:w="90" w:type="dxa"/>
+              <w:left w:w="90" w:type="dxa"/>
+              <w:bottom w:w="90" w:type="dxa"/>
+              <w:right w:w="90" w:type="dxa"/>
+            </w:tcMar>
+            <w:shd w:fill="F2F5F7"/>
+          </w:tcPr>
+          <w:p>
+            <w:pPr>
+              <w:spacing w:after="60" w:before="60"/>
+              <w:jc w:val="center"/>
+            </w:pPr>
+            <w:r>
+              <w:rPr>
+                <w:b w:val="0"/>
+                <w:color w:val="000000"/>
+                <w:sz w:val="19"/>
+              </w:rPr>
+              <w:t>0.298</w:t>
+            </w:r>
+          </w:p>
+        </w:tc>
+      </w:tr>
+      <w:tr>
+        <w:trPr>
+          <w:cantSplit/>
+        </w:trPr>
+        <w:tc>
+          <w:tcPr>
+            <w:tcW w:type="dxa" w:w="2736"/>
+            <w:vAlign w:val="center"/>
+            <w:tcBorders>
+              <w:top w:val="single" w:sz="5" w:color="D9D9D9"/>
+              <w:left w:val="single" w:sz="5" w:color="D9D9D9"/>
+              <w:bottom w:val="single" w:sz="5" w:color="D9D9D9"/>
+              <w:right w:val="single" w:sz="5" w:color="D9D9D9"/>
+            </w:tcBorders>
+            <w:tcMar>
+              <w:top w:w="90" w:type="dxa"/>
+              <w:left w:w="90" w:type="dxa"/>
+              <w:bottom w:w="90" w:type="dxa"/>
+              <w:right w:w="90" w:type="dxa"/>
+            </w:tcMar>
+            <w:shd w:fill="FFFFFF"/>
+          </w:tcPr>
+          <w:p>
+            <w:pPr>
+              <w:spacing w:after="60" w:before="60"/>
+            </w:pPr>
+            <w:r>
+              <w:rPr>
+                <w:b w:val="0"/>
+                <w:color w:val="000000"/>
+                <w:sz w:val="19"/>
+              </w:rPr>
+              <w:t>Alley fallow, 32 years</w:t>
             </w:r>
           </w:p>
         </w:tc>
@@ -541,7 +1129,7 @@
         </w:tc>
         <w:tc>
           <w:tcPr>
-            <w:tcW w:type="dxa" w:w="1296"/>
+            <w:tcW w:type="dxa" w:w="1008"/>
             <w:vAlign w:val="center"/>
             <w:tcBorders>
               <w:top w:val="single" w:sz="5" w:color="D9D9D9"/>
@@ -568,13 +1156,13 @@
                 <w:color w:val="000000"/>
                 <w:sz w:val="19"/>
               </w:rPr>
-              <w:t>75.60</w:t>
+              <w:t>72.20</w:t>
             </w:r>
           </w:p>
         </w:tc>
         <w:tc>
           <w:tcPr>
-            <w:tcW w:type="dxa" w:w="1080"/>
+            <w:tcW w:type="dxa" w:w="1008"/>
             <w:vAlign w:val="center"/>
             <w:tcBorders>
               <w:top w:val="single" w:sz="5" w:color="D9D9D9"/>
@@ -601,13 +1189,13 @@
                 <w:color w:val="000000"/>
                 <w:sz w:val="19"/>
               </w:rPr>
-              <w:t>16.45</w:t>
+              <w:t>12.85</w:t>
             </w:r>
           </w:p>
         </w:tc>
         <w:tc>
           <w:tcPr>
-            <w:tcW w:type="dxa" w:w="792"/>
+            <w:tcW w:type="dxa" w:w="1008"/>
             <w:vAlign w:val="center"/>
             <w:tcBorders>
               <w:top w:val="single" w:sz="5" w:color="D9D9D9"/>
@@ -634,13 +1222,13 @@
                 <w:color w:val="000000"/>
                 <w:sz w:val="19"/>
               </w:rPr>
-              <w:t>19</w:t>
+              <w:t>0.401</w:t>
             </w:r>
           </w:p>
         </w:tc>
         <w:tc>
           <w:tcPr>
-            <w:tcW w:type="dxa" w:w="1512"/>
+            <w:tcW w:type="dxa" w:w="2160"/>
             <w:vAlign w:val="center"/>
             <w:tcBorders>
               <w:top w:val="single" w:sz="5" w:color="D9D9D9"/>
@@ -667,7 +1255,7 @@
                 <w:color w:val="000000"/>
                 <w:sz w:val="19"/>
               </w:rPr>
-              <w:t>0.866</w:t>
+              <w:t>0.129</w:t>
             </w:r>
           </w:p>
         </w:tc>
@@ -678,31 +1266,7 @@
         </w:trPr>
         <w:tc>
           <w:tcPr>
-            <w:tcW w:type="dxa" w:w="2952"/>
-            <w:vAlign w:val="center"/>
-            <w:tcBorders>
-              <w:top w:val="single" w:sz="5" w:color="D9D9D9"/>
-              <w:left w:val="single" w:sz="5" w:color="D9D9D9"/>
-              <w:bottom w:val="single" w:sz="5" w:color="D9D9D9"/>
-              <w:right w:val="single" w:sz="5" w:color="D9D9D9"/>
-            </w:tcBorders>
-            <w:tcMar>
-              <w:top w:w="90" w:type="dxa"/>
-              <w:left w:w="90" w:type="dxa"/>
-              <w:bottom w:w="90" w:type="dxa"/>
-              <w:right w:w="90" w:type="dxa"/>
-            </w:tcMar>
-            <w:shd w:fill="F2F5F7"/>
-          </w:tcPr>
-          <w:p>
-            <w:r>
-              <w:t>Alley fallow, 32 years</w:t>
-            </w:r>
-          </w:p>
-        </w:tc>
-        <w:tc>
-          <w:tcPr>
-            <w:tcW w:type="dxa" w:w="504"/>
+            <w:tcW w:type="dxa" w:w="2736"/>
             <w:vAlign w:val="center"/>
             <w:tcBorders>
               <w:top w:val="single" w:sz="5" w:color="D9D9D9"/>
@@ -721,7 +1285,6 @@
           <w:p>
             <w:pPr>
               <w:spacing w:after="60" w:before="60"/>
-              <w:jc w:val="center"/>
             </w:pPr>
             <w:r>
               <w:rPr>
@@ -729,167 +1292,6 @@
                 <w:color w:val="000000"/>
                 <w:sz w:val="19"/>
               </w:rPr>
-              <w:t>8</w:t>
-            </w:r>
-          </w:p>
-        </w:tc>
-        <w:tc>
-          <w:tcPr>
-            <w:tcW w:type="dxa" w:w="1296"/>
-            <w:vAlign w:val="center"/>
-            <w:tcBorders>
-              <w:top w:val="single" w:sz="5" w:color="D9D9D9"/>
-              <w:left w:val="single" w:sz="5" w:color="D9D9D9"/>
-              <w:bottom w:val="single" w:sz="5" w:color="D9D9D9"/>
-              <w:right w:val="single" w:sz="5" w:color="D9D9D9"/>
-            </w:tcBorders>
-            <w:tcMar>
-              <w:top w:w="90" w:type="dxa"/>
-              <w:left w:w="90" w:type="dxa"/>
-              <w:bottom w:w="90" w:type="dxa"/>
-              <w:right w:w="90" w:type="dxa"/>
-            </w:tcMar>
-            <w:shd w:fill="F2F5F7"/>
-          </w:tcPr>
-          <w:p>
-            <w:pPr>
-              <w:spacing w:after="60" w:before="60"/>
-              <w:jc w:val="center"/>
-            </w:pPr>
-            <w:r>
-              <w:rPr>
-                <w:b w:val="0"/>
-                <w:color w:val="000000"/>
-                <w:sz w:val="19"/>
-              </w:rPr>
-              <w:t>72.20</w:t>
-            </w:r>
-          </w:p>
-        </w:tc>
-        <w:tc>
-          <w:tcPr>
-            <w:tcW w:type="dxa" w:w="1080"/>
-            <w:vAlign w:val="center"/>
-            <w:tcBorders>
-              <w:top w:val="single" w:sz="5" w:color="D9D9D9"/>
-              <w:left w:val="single" w:sz="5" w:color="D9D9D9"/>
-              <w:bottom w:val="single" w:sz="5" w:color="D9D9D9"/>
-              <w:right w:val="single" w:sz="5" w:color="D9D9D9"/>
-            </w:tcBorders>
-            <w:tcMar>
-              <w:top w:w="90" w:type="dxa"/>
-              <w:left w:w="90" w:type="dxa"/>
-              <w:bottom w:w="90" w:type="dxa"/>
-              <w:right w:w="90" w:type="dxa"/>
-            </w:tcMar>
-            <w:shd w:fill="F2F5F7"/>
-          </w:tcPr>
-          <w:p>
-            <w:pPr>
-              <w:spacing w:after="60" w:before="60"/>
-              <w:jc w:val="center"/>
-            </w:pPr>
-            <w:r>
-              <w:rPr>
-                <w:b w:val="0"/>
-                <w:color w:val="000000"/>
-                <w:sz w:val="19"/>
-              </w:rPr>
-              <w:t>13.06</w:t>
-            </w:r>
-          </w:p>
-        </w:tc>
-        <w:tc>
-          <w:tcPr>
-            <w:tcW w:type="dxa" w:w="792"/>
-            <w:vAlign w:val="center"/>
-            <w:tcBorders>
-              <w:top w:val="single" w:sz="5" w:color="D9D9D9"/>
-              <w:left w:val="single" w:sz="5" w:color="D9D9D9"/>
-              <w:bottom w:val="single" w:sz="5" w:color="D9D9D9"/>
-              <w:right w:val="single" w:sz="5" w:color="D9D9D9"/>
-            </w:tcBorders>
-            <w:tcMar>
-              <w:top w:w="90" w:type="dxa"/>
-              <w:left w:w="90" w:type="dxa"/>
-              <w:bottom w:w="90" w:type="dxa"/>
-              <w:right w:w="90" w:type="dxa"/>
-            </w:tcMar>
-            <w:shd w:fill="F2F5F7"/>
-          </w:tcPr>
-          <w:p>
-            <w:pPr>
-              <w:spacing w:after="60" w:before="60"/>
-              <w:jc w:val="center"/>
-            </w:pPr>
-            <w:r>
-              <w:rPr>
-                <w:b w:val="0"/>
-                <w:color w:val="000000"/>
-                <w:sz w:val="19"/>
-              </w:rPr>
-              <w:t>32</w:t>
-            </w:r>
-          </w:p>
-        </w:tc>
-        <w:tc>
-          <w:tcPr>
-            <w:tcW w:type="dxa" w:w="1512"/>
-            <w:vAlign w:val="center"/>
-            <w:tcBorders>
-              <w:top w:val="single" w:sz="5" w:color="D9D9D9"/>
-              <w:left w:val="single" w:sz="5" w:color="D9D9D9"/>
-              <w:bottom w:val="single" w:sz="5" w:color="D9D9D9"/>
-              <w:right w:val="single" w:sz="5" w:color="D9D9D9"/>
-            </w:tcBorders>
-            <w:tcMar>
-              <w:top w:w="90" w:type="dxa"/>
-              <w:left w:w="90" w:type="dxa"/>
-              <w:bottom w:w="90" w:type="dxa"/>
-              <w:right w:w="90" w:type="dxa"/>
-            </w:tcMar>
-            <w:shd w:fill="F2F5F7"/>
-          </w:tcPr>
-          <w:p>
-            <w:pPr>
-              <w:spacing w:after="60" w:before="60"/>
-              <w:jc w:val="center"/>
-            </w:pPr>
-            <w:r>
-              <w:rPr>
-                <w:b w:val="0"/>
-                <w:color w:val="000000"/>
-                <w:sz w:val="19"/>
-              </w:rPr>
-              <w:t>0.408</w:t>
-            </w:r>
-          </w:p>
-        </w:tc>
-      </w:tr>
-      <w:tr>
-        <w:trPr>
-          <w:cantSplit/>
-        </w:trPr>
-        <w:tc>
-          <w:tcPr>
-            <w:tcW w:type="dxa" w:w="2952"/>
-            <w:vAlign w:val="center"/>
-            <w:tcBorders>
-              <w:top w:val="single" w:sz="5" w:color="D9D9D9"/>
-              <w:left w:val="single" w:sz="5" w:color="D9D9D9"/>
-              <w:bottom w:val="single" w:sz="5" w:color="D9D9D9"/>
-              <w:right w:val="single" w:sz="5" w:color="D9D9D9"/>
-            </w:tcBorders>
-            <w:tcMar>
-              <w:top w:w="90" w:type="dxa"/>
-              <w:left w:w="90" w:type="dxa"/>
-              <w:bottom w:w="90" w:type="dxa"/>
-              <w:right w:w="90" w:type="dxa"/>
-            </w:tcMar>
-            <w:shd w:fill="F2F5F7"/>
-          </w:tcPr>
-          <w:p>
-            <w:r>
               <w:t>Tree rows, 32 years</w:t>
             </w:r>
           </w:p>
@@ -929,7 +1331,7 @@
         </w:tc>
         <w:tc>
           <w:tcPr>
-            <w:tcW w:type="dxa" w:w="1296"/>
+            <w:tcW w:type="dxa" w:w="1008"/>
             <w:vAlign w:val="center"/>
             <w:tcBorders>
               <w:top w:val="single" w:sz="5" w:color="D9D9D9"/>
@@ -962,7 +1364,7 @@
         </w:tc>
         <w:tc>
           <w:tcPr>
-            <w:tcW w:type="dxa" w:w="1080"/>
+            <w:tcW w:type="dxa" w:w="1008"/>
             <w:vAlign w:val="center"/>
             <w:tcBorders>
               <w:top w:val="single" w:sz="5" w:color="D9D9D9"/>
@@ -989,13 +1391,13 @@
                 <w:color w:val="000000"/>
                 <w:sz w:val="19"/>
               </w:rPr>
-              <w:t>21.05</w:t>
+              <w:t>20.83</w:t>
             </w:r>
           </w:p>
         </w:tc>
         <w:tc>
           <w:tcPr>
-            <w:tcW w:type="dxa" w:w="792"/>
+            <w:tcW w:type="dxa" w:w="1008"/>
             <w:vAlign w:val="center"/>
             <w:tcBorders>
               <w:top w:val="single" w:sz="5" w:color="D9D9D9"/>
@@ -1022,13 +1424,13 @@
                 <w:color w:val="000000"/>
                 <w:sz w:val="19"/>
               </w:rPr>
-              <w:t>32</w:t>
+              <w:t>0.651</w:t>
             </w:r>
           </w:p>
         </w:tc>
         <w:tc>
           <w:tcPr>
-            <w:tcW w:type="dxa" w:w="1512"/>
+            <w:tcW w:type="dxa" w:w="2160"/>
             <w:vAlign w:val="center"/>
             <w:tcBorders>
               <w:top w:val="single" w:sz="5" w:color="D9D9D9"/>
@@ -1055,7 +1457,7 @@
                 <w:color w:val="000000"/>
                 <w:sz w:val="19"/>
               </w:rPr>
-              <w:t>0.658</w:t>
+              <w:t>0.259</w:t>
             </w:r>
           </w:p>
         </w:tc>
@@ -1068,15 +1470,7 @@
     </w:p>
     <w:p>
       <w:r>
-        <w:t>Stocks and excesses are Mg C per hectare; SOC_ESM sequestration rates are Mg C per hectare per year. SOC_ESM sequestration rate is defined here as the annualised ESM-adjusted stock excess relative to the adjacent arable reference. Arable mean = 59.144888 Mg C/ha. For each selected core: (ESM SOC - arable mean) / agreed years; average the core estimates. The arable zero is defined by the comparison, not an estimate of zero temporal change in the arable field.</w:t>
-      </w:r>
-    </w:p>
-    <w:p>
-      <w:pPr>
-        <w:pStyle w:val="Heading1"/>
-      </w:pPr>
-      <w:r>
-        <w:t>Variation and extrapolation audit</w:t>
+        <w:t>Stocks and excesses are Mg C per hectare; rates and their SDs are Mg C per hectare per year. Arable stocks are fixed depth; other stocks are ESM corrected. Alley fallow of 19 years corresponds to former Continuous cropping; alley fallow of 32 years corresponds to Continuous fallow. No rate is estimated for Alternate cropping alleys.</w:t>
       </w:r>
     </w:p>
     <w:tbl>
@@ -1087,12 +1481,11 @@
         <w:tblLook w:firstColumn="1" w:firstRow="1" w:lastColumn="0" w:lastRow="0" w:noHBand="0" w:noVBand="1" w:val="04A0"/>
       </w:tblPr>
       <w:tblGrid>
-        <w:gridCol w:w="2952"/>
-        <w:gridCol w:w="1008"/>
-        <w:gridCol w:w="1008"/>
-        <w:gridCol w:w="1368"/>
-        <w:gridCol w:w="936"/>
-        <w:gridCol w:w="1296"/>
+        <w:gridCol w:w="3312"/>
+        <w:gridCol w:w="1152"/>
+        <w:gridCol w:w="1152"/>
+        <w:gridCol w:w="1584"/>
+        <w:gridCol w:w="1224"/>
       </w:tblGrid>
       <w:tr>
         <w:trPr>
@@ -1101,7 +1494,7 @@
         </w:trPr>
         <w:tc>
           <w:tcPr>
-            <w:tcW w:type="dxa" w:w="2952"/>
+            <w:tcW w:type="dxa" w:w="3312"/>
             <w:vAlign w:val="center"/>
             <w:tcBorders>
               <w:top w:val="single" w:sz="5" w:color="D9D9D9"/>
@@ -1133,7 +1526,7 @@
         </w:tc>
         <w:tc>
           <w:tcPr>
-            <w:tcW w:type="dxa" w:w="1008"/>
+            <w:tcW w:type="dxa" w:w="1152"/>
             <w:vAlign w:val="center"/>
             <w:tcBorders>
               <w:top w:val="single" w:sz="5" w:color="D9D9D9"/>
@@ -1166,7 +1559,7 @@
         </w:tc>
         <w:tc>
           <w:tcPr>
-            <w:tcW w:type="dxa" w:w="1008"/>
+            <w:tcW w:type="dxa" w:w="1152"/>
             <w:vAlign w:val="center"/>
             <w:tcBorders>
               <w:top w:val="single" w:sz="5" w:color="D9D9D9"/>
@@ -1199,7 +1592,7 @@
         </w:tc>
         <w:tc>
           <w:tcPr>
-            <w:tcW w:type="dxa" w:w="1368"/>
+            <w:tcW w:type="dxa" w:w="1584"/>
             <w:vAlign w:val="center"/>
             <w:tcBorders>
               <w:top w:val="single" w:sz="5" w:color="D9D9D9"/>
@@ -1232,7 +1625,7 @@
         </w:tc>
         <w:tc>
           <w:tcPr>
-            <w:tcW w:type="dxa" w:w="936"/>
+            <w:tcW w:type="dxa" w:w="1224"/>
             <w:vAlign w:val="center"/>
             <w:tcBorders>
               <w:top w:val="single" w:sz="5" w:color="D9D9D9"/>
@@ -1259,40 +1652,7 @@
                 <w:color w:val="FFFFFF"/>
                 <w:sz w:val="19"/>
               </w:rPr>
-              <w:t>Out</w:t>
-            </w:r>
-          </w:p>
-        </w:tc>
-        <w:tc>
-          <w:tcPr>
-            <w:tcW w:type="dxa" w:w="1296"/>
-            <w:vAlign w:val="center"/>
-            <w:tcBorders>
-              <w:top w:val="single" w:sz="5" w:color="D9D9D9"/>
-              <w:left w:val="single" w:sz="5" w:color="D9D9D9"/>
-              <w:bottom w:val="single" w:sz="5" w:color="D9D9D9"/>
-              <w:right w:val="single" w:sz="5" w:color="D9D9D9"/>
-            </w:tcBorders>
-            <w:tcMar>
-              <w:top w:w="90" w:type="dxa"/>
-              <w:left w:w="90" w:type="dxa"/>
-              <w:bottom w:w="90" w:type="dxa"/>
-              <w:right w:w="90" w:type="dxa"/>
-            </w:tcMar>
-            <w:shd w:fill="24435A"/>
-          </w:tcPr>
-          <w:p>
-            <w:pPr>
-              <w:spacing w:after="60" w:before="60"/>
-              <w:jc w:val="center"/>
-            </w:pPr>
-            <w:r>
-              <w:rPr>
-                <w:b/>
-                <w:color w:val="FFFFFF"/>
-                <w:sz w:val="19"/>
-              </w:rPr>
-              <w:t>Max depth cm</w:t>
+              <w:t>Excluded</w:t>
             </w:r>
           </w:p>
         </w:tc>
@@ -1303,7 +1663,7 @@
         </w:trPr>
         <w:tc>
           <w:tcPr>
-            <w:tcW w:type="dxa" w:w="2952"/>
+            <w:tcW w:type="dxa" w:w="3312"/>
             <w:vAlign w:val="center"/>
             <w:tcBorders>
               <w:top w:val="single" w:sz="5" w:color="D9D9D9"/>
@@ -1335,7 +1695,7 @@
         </w:tc>
         <w:tc>
           <w:tcPr>
-            <w:tcW w:type="dxa" w:w="1008"/>
+            <w:tcW w:type="dxa" w:w="1152"/>
             <w:vAlign w:val="center"/>
             <w:tcBorders>
               <w:top w:val="single" w:sz="5" w:color="D9D9D9"/>
@@ -1362,13 +1722,13 @@
                 <w:color w:val="000000"/>
                 <w:sz w:val="19"/>
               </w:rPr>
-              <w:t>6.03</w:t>
+              <w:t>8.32</w:t>
             </w:r>
           </w:p>
         </w:tc>
         <w:tc>
           <w:tcPr>
-            <w:tcW w:type="dxa" w:w="1008"/>
+            <w:tcW w:type="dxa" w:w="1152"/>
             <w:vAlign w:val="center"/>
             <w:tcBorders>
               <w:top w:val="single" w:sz="5" w:color="D9D9D9"/>
@@ -1401,7 +1761,7 @@
         </w:tc>
         <w:tc>
           <w:tcPr>
-            <w:tcW w:type="dxa" w:w="1368"/>
+            <w:tcW w:type="dxa" w:w="1584"/>
             <w:vAlign w:val="center"/>
             <w:tcBorders>
               <w:top w:val="single" w:sz="5" w:color="D9D9D9"/>
@@ -1428,13 +1788,13 @@
                 <w:color w:val="000000"/>
                 <w:sz w:val="19"/>
               </w:rPr>
-              <w:t>22 / 47</w:t>
+              <w:t>0 / 47</w:t>
             </w:r>
           </w:p>
         </w:tc>
         <w:tc>
           <w:tcPr>
-            <w:tcW w:type="dxa" w:w="936"/>
+            <w:tcW w:type="dxa" w:w="1224"/>
             <w:vAlign w:val="center"/>
             <w:tcBorders>
               <w:top w:val="single" w:sz="5" w:color="D9D9D9"/>
@@ -1465,9 +1825,215 @@
             </w:r>
           </w:p>
         </w:tc>
+      </w:tr>
+      <w:tr>
+        <w:trPr>
+          <w:cantSplit/>
+        </w:trPr>
         <w:tc>
           <w:tcPr>
-            <w:tcW w:type="dxa" w:w="1296"/>
+            <w:tcW w:type="dxa" w:w="3312"/>
+            <w:vAlign w:val="center"/>
+            <w:tcBorders>
+              <w:top w:val="single" w:sz="5" w:color="D9D9D9"/>
+              <w:left w:val="single" w:sz="5" w:color="D9D9D9"/>
+              <w:bottom w:val="single" w:sz="5" w:color="D9D9D9"/>
+              <w:right w:val="single" w:sz="5" w:color="D9D9D9"/>
+            </w:tcBorders>
+            <w:tcMar>
+              <w:top w:w="90" w:type="dxa"/>
+              <w:left w:w="90" w:type="dxa"/>
+              <w:bottom w:w="90" w:type="dxa"/>
+              <w:right w:w="90" w:type="dxa"/>
+            </w:tcMar>
+            <w:shd w:fill="F2F5F7"/>
+          </w:tcPr>
+          <w:p>
+            <w:pPr>
+              <w:spacing w:after="60" w:before="60"/>
+            </w:pPr>
+            <w:r>
+              <w:rPr>
+                <w:b w:val="0"/>
+                <w:color w:val="000000"/>
+                <w:sz w:val="19"/>
+              </w:rPr>
+              <w:t>Alley fallow, 19 years</w:t>
+            </w:r>
+          </w:p>
+        </w:tc>
+        <w:tc>
+          <w:tcPr>
+            <w:tcW w:type="dxa" w:w="1152"/>
+            <w:vAlign w:val="center"/>
+            <w:tcBorders>
+              <w:top w:val="single" w:sz="5" w:color="D9D9D9"/>
+              <w:left w:val="single" w:sz="5" w:color="D9D9D9"/>
+              <w:bottom w:val="single" w:sz="5" w:color="D9D9D9"/>
+              <w:right w:val="single" w:sz="5" w:color="D9D9D9"/>
+            </w:tcBorders>
+            <w:tcMar>
+              <w:top w:w="90" w:type="dxa"/>
+              <w:left w:w="90" w:type="dxa"/>
+              <w:bottom w:w="90" w:type="dxa"/>
+              <w:right w:w="90" w:type="dxa"/>
+            </w:tcMar>
+            <w:shd w:fill="F2F5F7"/>
+          </w:tcPr>
+          <w:p>
+            <w:pPr>
+              <w:spacing w:after="60" w:before="60"/>
+              <w:jc w:val="center"/>
+            </w:pPr>
+            <w:r>
+              <w:rPr>
+                <w:b w:val="0"/>
+                <w:color w:val="000000"/>
+                <w:sz w:val="19"/>
+              </w:rPr>
+              <w:t>5.66</w:t>
+            </w:r>
+          </w:p>
+        </w:tc>
+        <w:tc>
+          <w:tcPr>
+            <w:tcW w:type="dxa" w:w="1152"/>
+            <w:vAlign w:val="center"/>
+            <w:tcBorders>
+              <w:top w:val="single" w:sz="5" w:color="D9D9D9"/>
+              <w:left w:val="single" w:sz="5" w:color="D9D9D9"/>
+              <w:bottom w:val="single" w:sz="5" w:color="D9D9D9"/>
+              <w:right w:val="single" w:sz="5" w:color="D9D9D9"/>
+            </w:tcBorders>
+            <w:tcMar>
+              <w:top w:w="90" w:type="dxa"/>
+              <w:left w:w="90" w:type="dxa"/>
+              <w:bottom w:w="90" w:type="dxa"/>
+              <w:right w:w="90" w:type="dxa"/>
+            </w:tcMar>
+            <w:shd w:fill="F2F5F7"/>
+          </w:tcPr>
+          <w:p>
+            <w:pPr>
+              <w:spacing w:after="60" w:before="60"/>
+              <w:jc w:val="center"/>
+            </w:pPr>
+            <w:r>
+              <w:rPr>
+                <w:b w:val="0"/>
+                <w:color w:val="000000"/>
+                <w:sz w:val="19"/>
+              </w:rPr>
+              <w:t>0.298</w:t>
+            </w:r>
+          </w:p>
+        </w:tc>
+        <w:tc>
+          <w:tcPr>
+            <w:tcW w:type="dxa" w:w="1584"/>
+            <w:vAlign w:val="center"/>
+            <w:tcBorders>
+              <w:top w:val="single" w:sz="5" w:color="D9D9D9"/>
+              <w:left w:val="single" w:sz="5" w:color="D9D9D9"/>
+              <w:bottom w:val="single" w:sz="5" w:color="D9D9D9"/>
+              <w:right w:val="single" w:sz="5" w:color="D9D9D9"/>
+            </w:tcBorders>
+            <w:tcMar>
+              <w:top w:w="90" w:type="dxa"/>
+              <w:left w:w="90" w:type="dxa"/>
+              <w:bottom w:w="90" w:type="dxa"/>
+              <w:right w:w="90" w:type="dxa"/>
+            </w:tcMar>
+            <w:shd w:fill="F2F5F7"/>
+          </w:tcPr>
+          <w:p>
+            <w:pPr>
+              <w:spacing w:after="60" w:before="60"/>
+              <w:jc w:val="center"/>
+            </w:pPr>
+            <w:r>
+              <w:rPr>
+                <w:b w:val="0"/>
+                <w:color w:val="000000"/>
+                <w:sz w:val="19"/>
+              </w:rPr>
+              <w:t>5 / 8</w:t>
+            </w:r>
+          </w:p>
+        </w:tc>
+        <w:tc>
+          <w:tcPr>
+            <w:tcW w:type="dxa" w:w="1224"/>
+            <w:vAlign w:val="center"/>
+            <w:tcBorders>
+              <w:top w:val="single" w:sz="5" w:color="D9D9D9"/>
+              <w:left w:val="single" w:sz="5" w:color="D9D9D9"/>
+              <w:bottom w:val="single" w:sz="5" w:color="D9D9D9"/>
+              <w:right w:val="single" w:sz="5" w:color="D9D9D9"/>
+            </w:tcBorders>
+            <w:tcMar>
+              <w:top w:w="90" w:type="dxa"/>
+              <w:left w:w="90" w:type="dxa"/>
+              <w:bottom w:w="90" w:type="dxa"/>
+              <w:right w:w="90" w:type="dxa"/>
+            </w:tcMar>
+            <w:shd w:fill="F2F5F7"/>
+          </w:tcPr>
+          <w:p>
+            <w:pPr>
+              <w:spacing w:after="60" w:before="60"/>
+              <w:jc w:val="center"/>
+            </w:pPr>
+            <w:r>
+              <w:rPr>
+                <w:b w:val="0"/>
+                <w:color w:val="000000"/>
+                <w:sz w:val="19"/>
+              </w:rPr>
+              <w:t>0</w:t>
+            </w:r>
+          </w:p>
+        </w:tc>
+      </w:tr>
+      <w:tr>
+        <w:trPr>
+          <w:cantSplit/>
+        </w:trPr>
+        <w:tc>
+          <w:tcPr>
+            <w:tcW w:type="dxa" w:w="3312"/>
+            <w:vAlign w:val="center"/>
+            <w:tcBorders>
+              <w:top w:val="single" w:sz="5" w:color="D9D9D9"/>
+              <w:left w:val="single" w:sz="5" w:color="D9D9D9"/>
+              <w:bottom w:val="single" w:sz="5" w:color="D9D9D9"/>
+              <w:right w:val="single" w:sz="5" w:color="D9D9D9"/>
+            </w:tcBorders>
+            <w:tcMar>
+              <w:top w:w="90" w:type="dxa"/>
+              <w:left w:w="90" w:type="dxa"/>
+              <w:bottom w:w="90" w:type="dxa"/>
+              <w:right w:w="90" w:type="dxa"/>
+            </w:tcMar>
+            <w:shd w:fill="FFFFFF"/>
+          </w:tcPr>
+          <w:p>
+            <w:pPr>
+              <w:spacing w:after="60" w:before="60"/>
+            </w:pPr>
+            <w:r>
+              <w:rPr>
+                <w:b w:val="0"/>
+                <w:color w:val="000000"/>
+                <w:sz w:val="19"/>
+              </w:rPr>
+              <w:t>Alley fallow, 32 years</w:t>
+            </w:r>
+          </w:p>
+        </w:tc>
+        <w:tc>
+          <w:tcPr>
+            <w:tcW w:type="dxa" w:w="1152"/>
             <w:vAlign w:val="center"/>
             <w:tcBorders>
               <w:top w:val="single" w:sz="5" w:color="D9D9D9"/>
@@ -1494,42 +2060,13 @@
                 <w:color w:val="000000"/>
                 <w:sz w:val="19"/>
               </w:rPr>
-              <w:t>36.7</w:t>
-            </w:r>
-          </w:p>
-        </w:tc>
-      </w:tr>
-      <w:tr>
-        <w:trPr>
-          <w:cantSplit/>
-        </w:trPr>
-        <w:tc>
-          <w:tcPr>
-            <w:tcW w:type="dxa" w:w="2952"/>
-            <w:vAlign w:val="center"/>
-            <w:tcBorders>
-              <w:top w:val="single" w:sz="5" w:color="D9D9D9"/>
-              <w:left w:val="single" w:sz="5" w:color="D9D9D9"/>
-              <w:bottom w:val="single" w:sz="5" w:color="D9D9D9"/>
-              <w:right w:val="single" w:sz="5" w:color="D9D9D9"/>
-            </w:tcBorders>
-            <w:tcMar>
-              <w:top w:w="90" w:type="dxa"/>
-              <w:left w:w="90" w:type="dxa"/>
-              <w:bottom w:w="90" w:type="dxa"/>
-              <w:right w:w="90" w:type="dxa"/>
-            </w:tcMar>
-            <w:shd w:fill="FFFFFF"/>
-          </w:tcPr>
-          <w:p>
-            <w:r>
-              <w:t>Alley fallow, 19 years</w:t>
+              <w:t>4.12</w:t>
             </w:r>
           </w:p>
         </w:tc>
         <w:tc>
           <w:tcPr>
-            <w:tcW w:type="dxa" w:w="1008"/>
+            <w:tcW w:type="dxa" w:w="1152"/>
             <w:vAlign w:val="center"/>
             <w:tcBorders>
               <w:top w:val="single" w:sz="5" w:color="D9D9D9"/>
@@ -1556,13 +2093,13 @@
                 <w:color w:val="000000"/>
                 <w:sz w:val="19"/>
               </w:rPr>
-              <w:t>5.66</w:t>
+              <w:t>0.129</w:t>
             </w:r>
           </w:p>
         </w:tc>
         <w:tc>
           <w:tcPr>
-            <w:tcW w:type="dxa" w:w="1008"/>
+            <w:tcW w:type="dxa" w:w="1584"/>
             <w:vAlign w:val="center"/>
             <w:tcBorders>
               <w:top w:val="single" w:sz="5" w:color="D9D9D9"/>
@@ -1589,46 +2126,13 @@
                 <w:color w:val="000000"/>
                 <w:sz w:val="19"/>
               </w:rPr>
-              <w:t>0.298</w:t>
+              <w:t>3 / 8</w:t>
             </w:r>
           </w:p>
         </w:tc>
         <w:tc>
           <w:tcPr>
-            <w:tcW w:type="dxa" w:w="1368"/>
-            <w:vAlign w:val="center"/>
-            <w:tcBorders>
-              <w:top w:val="single" w:sz="5" w:color="D9D9D9"/>
-              <w:left w:val="single" w:sz="5" w:color="D9D9D9"/>
-              <w:bottom w:val="single" w:sz="5" w:color="D9D9D9"/>
-              <w:right w:val="single" w:sz="5" w:color="D9D9D9"/>
-            </w:tcBorders>
-            <w:tcMar>
-              <w:top w:w="90" w:type="dxa"/>
-              <w:left w:w="90" w:type="dxa"/>
-              <w:bottom w:w="90" w:type="dxa"/>
-              <w:right w:w="90" w:type="dxa"/>
-            </w:tcMar>
-            <w:shd w:fill="FFFFFF"/>
-          </w:tcPr>
-          <w:p>
-            <w:pPr>
-              <w:spacing w:after="60" w:before="60"/>
-              <w:jc w:val="center"/>
-            </w:pPr>
-            <w:r>
-              <w:rPr>
-                <w:b w:val="0"/>
-                <w:color w:val="000000"/>
-                <w:sz w:val="19"/>
-              </w:rPr>
-              <w:t>5 / 8</w:t>
-            </w:r>
-          </w:p>
-        </w:tc>
-        <w:tc>
-          <w:tcPr>
-            <w:tcW w:type="dxa" w:w="936"/>
+            <w:tcW w:type="dxa" w:w="1224"/>
             <w:vAlign w:val="center"/>
             <w:tcBorders>
               <w:top w:val="single" w:sz="5" w:color="D9D9D9"/>
@@ -1659,39 +2163,6 @@
             </w:r>
           </w:p>
         </w:tc>
-        <w:tc>
-          <w:tcPr>
-            <w:tcW w:type="dxa" w:w="1296"/>
-            <w:vAlign w:val="center"/>
-            <w:tcBorders>
-              <w:top w:val="single" w:sz="5" w:color="D9D9D9"/>
-              <w:left w:val="single" w:sz="5" w:color="D9D9D9"/>
-              <w:bottom w:val="single" w:sz="5" w:color="D9D9D9"/>
-              <w:right w:val="single" w:sz="5" w:color="D9D9D9"/>
-            </w:tcBorders>
-            <w:tcMar>
-              <w:top w:w="90" w:type="dxa"/>
-              <w:left w:w="90" w:type="dxa"/>
-              <w:bottom w:w="90" w:type="dxa"/>
-              <w:right w:w="90" w:type="dxa"/>
-            </w:tcMar>
-            <w:shd w:fill="FFFFFF"/>
-          </w:tcPr>
-          <w:p>
-            <w:pPr>
-              <w:spacing w:after="60" w:before="60"/>
-              <w:jc w:val="center"/>
-            </w:pPr>
-            <w:r>
-              <w:rPr>
-                <w:b w:val="0"/>
-                <w:color w:val="000000"/>
-                <w:sz w:val="19"/>
-              </w:rPr>
-              <w:t>37.9</w:t>
-            </w:r>
-          </w:p>
-        </w:tc>
       </w:tr>
       <w:tr>
         <w:trPr>
@@ -1699,31 +2170,7 @@
         </w:trPr>
         <w:tc>
           <w:tcPr>
-            <w:tcW w:type="dxa" w:w="2952"/>
-            <w:vAlign w:val="center"/>
-            <w:tcBorders>
-              <w:top w:val="single" w:sz="5" w:color="D9D9D9"/>
-              <w:left w:val="single" w:sz="5" w:color="D9D9D9"/>
-              <w:bottom w:val="single" w:sz="5" w:color="D9D9D9"/>
-              <w:right w:val="single" w:sz="5" w:color="D9D9D9"/>
-            </w:tcBorders>
-            <w:tcMar>
-              <w:top w:w="90" w:type="dxa"/>
-              <w:left w:w="90" w:type="dxa"/>
-              <w:bottom w:w="90" w:type="dxa"/>
-              <w:right w:w="90" w:type="dxa"/>
-            </w:tcMar>
-            <w:shd w:fill="F2F5F7"/>
-          </w:tcPr>
-          <w:p>
-            <w:r>
-              <w:t>Alley fallow, 32 years</w:t>
-            </w:r>
-          </w:p>
-        </w:tc>
-        <w:tc>
-          <w:tcPr>
-            <w:tcW w:type="dxa" w:w="1008"/>
+            <w:tcW w:type="dxa" w:w="3312"/>
             <w:vAlign w:val="center"/>
             <w:tcBorders>
               <w:top w:val="single" w:sz="5" w:color="D9D9D9"/>
@@ -1742,7 +2189,6 @@
           <w:p>
             <w:pPr>
               <w:spacing w:after="60" w:before="60"/>
-              <w:jc w:val="center"/>
             </w:pPr>
             <w:r>
               <w:rPr>
@@ -1750,174 +2196,13 @@
                 <w:color w:val="000000"/>
                 <w:sz w:val="19"/>
               </w:rPr>
-              <w:t>4.12</w:t>
-            </w:r>
-          </w:p>
-        </w:tc>
-        <w:tc>
-          <w:tcPr>
-            <w:tcW w:type="dxa" w:w="1008"/>
-            <w:vAlign w:val="center"/>
-            <w:tcBorders>
-              <w:top w:val="single" w:sz="5" w:color="D9D9D9"/>
-              <w:left w:val="single" w:sz="5" w:color="D9D9D9"/>
-              <w:bottom w:val="single" w:sz="5" w:color="D9D9D9"/>
-              <w:right w:val="single" w:sz="5" w:color="D9D9D9"/>
-            </w:tcBorders>
-            <w:tcMar>
-              <w:top w:w="90" w:type="dxa"/>
-              <w:left w:w="90" w:type="dxa"/>
-              <w:bottom w:w="90" w:type="dxa"/>
-              <w:right w:w="90" w:type="dxa"/>
-            </w:tcMar>
-            <w:shd w:fill="F2F5F7"/>
-          </w:tcPr>
-          <w:p>
-            <w:pPr>
-              <w:spacing w:after="60" w:before="60"/>
-              <w:jc w:val="center"/>
-            </w:pPr>
-            <w:r>
-              <w:rPr>
-                <w:b w:val="0"/>
-                <w:color w:val="000000"/>
-                <w:sz w:val="19"/>
-              </w:rPr>
-              <w:t>0.129</w:t>
-            </w:r>
-          </w:p>
-        </w:tc>
-        <w:tc>
-          <w:tcPr>
-            <w:tcW w:type="dxa" w:w="1368"/>
-            <w:vAlign w:val="center"/>
-            <w:tcBorders>
-              <w:top w:val="single" w:sz="5" w:color="D9D9D9"/>
-              <w:left w:val="single" w:sz="5" w:color="D9D9D9"/>
-              <w:bottom w:val="single" w:sz="5" w:color="D9D9D9"/>
-              <w:right w:val="single" w:sz="5" w:color="D9D9D9"/>
-            </w:tcBorders>
-            <w:tcMar>
-              <w:top w:w="90" w:type="dxa"/>
-              <w:left w:w="90" w:type="dxa"/>
-              <w:bottom w:w="90" w:type="dxa"/>
-              <w:right w:w="90" w:type="dxa"/>
-            </w:tcMar>
-            <w:shd w:fill="F2F5F7"/>
-          </w:tcPr>
-          <w:p>
-            <w:pPr>
-              <w:spacing w:after="60" w:before="60"/>
-              <w:jc w:val="center"/>
-            </w:pPr>
-            <w:r>
-              <w:rPr>
-                <w:b w:val="0"/>
-                <w:color w:val="000000"/>
-                <w:sz w:val="19"/>
-              </w:rPr>
-              <w:t>3 / 8</w:t>
-            </w:r>
-          </w:p>
-        </w:tc>
-        <w:tc>
-          <w:tcPr>
-            <w:tcW w:type="dxa" w:w="936"/>
-            <w:vAlign w:val="center"/>
-            <w:tcBorders>
-              <w:top w:val="single" w:sz="5" w:color="D9D9D9"/>
-              <w:left w:val="single" w:sz="5" w:color="D9D9D9"/>
-              <w:bottom w:val="single" w:sz="5" w:color="D9D9D9"/>
-              <w:right w:val="single" w:sz="5" w:color="D9D9D9"/>
-            </w:tcBorders>
-            <w:tcMar>
-              <w:top w:w="90" w:type="dxa"/>
-              <w:left w:w="90" w:type="dxa"/>
-              <w:bottom w:w="90" w:type="dxa"/>
-              <w:right w:w="90" w:type="dxa"/>
-            </w:tcMar>
-            <w:shd w:fill="F2F5F7"/>
-          </w:tcPr>
-          <w:p>
-            <w:pPr>
-              <w:spacing w:after="60" w:before="60"/>
-              <w:jc w:val="center"/>
-            </w:pPr>
-            <w:r>
-              <w:rPr>
-                <w:b w:val="0"/>
-                <w:color w:val="000000"/>
-                <w:sz w:val="19"/>
-              </w:rPr>
-              <w:t>0</w:t>
-            </w:r>
-          </w:p>
-        </w:tc>
-        <w:tc>
-          <w:tcPr>
-            <w:tcW w:type="dxa" w:w="1296"/>
-            <w:vAlign w:val="center"/>
-            <w:tcBorders>
-              <w:top w:val="single" w:sz="5" w:color="D9D9D9"/>
-              <w:left w:val="single" w:sz="5" w:color="D9D9D9"/>
-              <w:bottom w:val="single" w:sz="5" w:color="D9D9D9"/>
-              <w:right w:val="single" w:sz="5" w:color="D9D9D9"/>
-            </w:tcBorders>
-            <w:tcMar>
-              <w:top w:w="90" w:type="dxa"/>
-              <w:left w:w="90" w:type="dxa"/>
-              <w:bottom w:w="90" w:type="dxa"/>
-              <w:right w:w="90" w:type="dxa"/>
-            </w:tcMar>
-            <w:shd w:fill="F2F5F7"/>
-          </w:tcPr>
-          <w:p>
-            <w:pPr>
-              <w:spacing w:after="60" w:before="60"/>
-              <w:jc w:val="center"/>
-            </w:pPr>
-            <w:r>
-              <w:rPr>
-                <w:b w:val="0"/>
-                <w:color w:val="000000"/>
-                <w:sz w:val="19"/>
-              </w:rPr>
-              <w:t>40.3</w:t>
-            </w:r>
-          </w:p>
-        </w:tc>
-      </w:tr>
-      <w:tr>
-        <w:trPr>
-          <w:cantSplit/>
-        </w:trPr>
-        <w:tc>
-          <w:tcPr>
-            <w:tcW w:type="dxa" w:w="2952"/>
-            <w:vAlign w:val="center"/>
-            <w:tcBorders>
-              <w:top w:val="single" w:sz="5" w:color="D9D9D9"/>
-              <w:left w:val="single" w:sz="5" w:color="D9D9D9"/>
-              <w:bottom w:val="single" w:sz="5" w:color="D9D9D9"/>
-              <w:right w:val="single" w:sz="5" w:color="D9D9D9"/>
-            </w:tcBorders>
-            <w:tcMar>
-              <w:top w:w="90" w:type="dxa"/>
-              <w:left w:w="90" w:type="dxa"/>
-              <w:bottom w:w="90" w:type="dxa"/>
-              <w:right w:w="90" w:type="dxa"/>
-            </w:tcMar>
-            <w:shd w:fill="F2F5F7"/>
-          </w:tcPr>
-          <w:p>
-            <w:r>
               <w:t>Tree rows, 32 years</w:t>
             </w:r>
           </w:p>
         </w:tc>
         <w:tc>
           <w:tcPr>
-            <w:tcW w:type="dxa" w:w="1008"/>
+            <w:tcW w:type="dxa" w:w="1152"/>
             <w:vAlign w:val="center"/>
             <w:tcBorders>
               <w:top w:val="single" w:sz="5" w:color="D9D9D9"/>
@@ -1950,7 +2235,7 @@
         </w:tc>
         <w:tc>
           <w:tcPr>
-            <w:tcW w:type="dxa" w:w="1008"/>
+            <w:tcW w:type="dxa" w:w="1152"/>
             <w:vAlign w:val="center"/>
             <w:tcBorders>
               <w:top w:val="single" w:sz="5" w:color="D9D9D9"/>
@@ -1983,7 +2268,7 @@
         </w:tc>
         <w:tc>
           <w:tcPr>
-            <w:tcW w:type="dxa" w:w="1368"/>
+            <w:tcW w:type="dxa" w:w="1584"/>
             <w:vAlign w:val="center"/>
             <w:tcBorders>
               <w:top w:val="single" w:sz="5" w:color="D9D9D9"/>
@@ -2016,7 +2301,7 @@
         </w:tc>
         <w:tc>
           <w:tcPr>
-            <w:tcW w:type="dxa" w:w="936"/>
+            <w:tcW w:type="dxa" w:w="1224"/>
             <w:vAlign w:val="center"/>
             <w:tcBorders>
               <w:top w:val="single" w:sz="5" w:color="D9D9D9"/>
@@ -2047,39 +2332,6 @@
             </w:r>
           </w:p>
         </w:tc>
-        <w:tc>
-          <w:tcPr>
-            <w:tcW w:type="dxa" w:w="1296"/>
-            <w:vAlign w:val="center"/>
-            <w:tcBorders>
-              <w:top w:val="single" w:sz="5" w:color="D9D9D9"/>
-              <w:left w:val="single" w:sz="5" w:color="D9D9D9"/>
-              <w:bottom w:val="single" w:sz="5" w:color="D9D9D9"/>
-              <w:right w:val="single" w:sz="5" w:color="D9D9D9"/>
-            </w:tcBorders>
-            <w:tcMar>
-              <w:top w:w="90" w:type="dxa"/>
-              <w:left w:w="90" w:type="dxa"/>
-              <w:bottom w:w="90" w:type="dxa"/>
-              <w:right w:w="90" w:type="dxa"/>
-            </w:tcMar>
-            <w:shd w:fill="F2F5F7"/>
-          </w:tcPr>
-          <w:p>
-            <w:pPr>
-              <w:spacing w:after="60" w:before="60"/>
-              <w:jc w:val="center"/>
-            </w:pPr>
-            <w:r>
-              <w:rPr>
-                <w:b w:val="0"/>
-                <w:color w:val="000000"/>
-                <w:sz w:val="19"/>
-              </w:rPr>
-              <w:t>44.9</w:t>
-            </w:r>
-          </w:p>
-        </w:tc>
       </w:tr>
     </w:tbl>
     <w:p>
@@ -2089,12 +2341,7 @@
     </w:p>
     <w:p>
       <w:r>
-        <w:t>SD describes variation among complete cores. Rate SD is stock SD divided by duration, holding the shared arable mean fixed; it is not a confidence interval and does not propagate reference-mean, reference-mass, extrapolation or baseline uncertainty. No treatment significance tests are performed. The reference has one excluded upper-only core; tree rows have three. Both alley groups have eight complete cores.</w:t>
-      </w:r>
-    </w:p>
-    <w:p>
-      <w:r>
-        <w:t>The total reference mass corresponds to arable 0-30 cm; it does not mean each corrected profile represents a physical 0-30 cm depth. Extension uses unmeasured soil below 30 cm at an assumed constant lower-layer SOC concentration. The tree-row result is particularly dependent on extension (17 of 21 complete cores; maximum equivalent depth 44.9 cm). Full profile-specific masses, carbon extensions and equivalent depths are exported.</w:t>
+        <w:t>SD is variation among cores. Rate SD is stock SD divided by duration and holds the shared arable mean fixed; it is not the uncertainty of the mean. Reference-mean and reference-mass uncertainty are not propagated. Seventeen of 21 complete tree cores require extension beyond measured 30 cm, reaching at most 44.9 cm equivalent depth. Three upper-only tree cores and one upper-only arable core are excluded from totals. Source and profile tables retain permanent company IDs.</w:t>
       </w:r>
     </w:p>
     <w:p>
@@ -2107,12 +2354,7 @@
     </w:p>
     <w:p>
       <w:r>
-        <w:t>The higher sequestration-rate estimate for alley fallow of 19 years (former Continuous cropping) does not establish a faster grassland response. Its denominator is shorter, its sampled block differs, and trees may have affected SOC before the 2004 cessation. The 19-year contrast therefore includes any retained earlier tree effect; without a justified 2004 baseline it cannot isolate post-2004 grassland sequestration. The 32-year tree-row contrast represents pooled soil stock excess associated with this silvoarable history, not tree biomass carbon.</w:t>
-      </w:r>
-    </w:p>
-    <w:p>
-      <w:r>
-        <w:t>The arable field is a space-for-time counterfactual, not a measured 1992 or 2004 baseline. Shared original field history supports comparability but does not prove identical starting stocks or unchanged reference SOC. Excess may include avoided loss as well as accumulation. Each alley treatment is represented by one block/row band; eight cores are spatial subsamples. Pooled tree rows span three bands and retain their former-management histories. Rates are per hectare of the sampled location, not whole-system area; scenario upscaling requires area fractions.</w:t>
+        <w:t>These estimates are retrospective space-for-time stock contrasts. The arable reference is a counterfactual rather than a measured initial stock; excess may include avoided loss as well as accumulation. The 19-year alley contrast may retain tree effects preceding cessation in 2004 and cannot isolate subsequent grassland accumulation. Each alley former treatment occupies one sampled block and band. Tree cores span three bands but do not constitute replicated conversions. No treatment significance tests are performed for these rates.</w:t>
       </w:r>
     </w:p>
     <w:p>
@@ -2125,7 +2367,12 @@
     </w:p>
     <w:p>
       <w:r>
-        <w:t>Assess baseline soil information and arable-management comparability, grassland management and sensitivity to the below-30 cm extension assumption. A no-extrapolation subset can change spatial composition and should not silently replace the main estimate. Historical annualised contrasts do not establish a linear future SOC trajectory. Separate soil from biomass carbon and avoid double counting in scenarios.</w:t>
+        <w:t>Review the fine-BD definition, spatial dependence, baseline comparability, management history and sensitivity to lower-layer extension before final inferential wording. Profile SD does not establish independent field replication. Applying historical rates unchanged through a future programme assumes a trajectory, and requires an explicit area basis. Only tree-row rates are transferred into the current upscaling; grassland and alleys receive zero additional SOC credit there.</w:t>
+      </w:r>
+    </w:p>
+    <w:p>
+      <w:r>
+        <w:br w:type="page"/>
       </w:r>
     </w:p>
     <w:p>
@@ -2133,33 +2380,18 @@
         <w:pStyle w:val="Heading1"/>
       </w:pPr>
       <w:r>
-        <w:t>Reproduction and validation</w:t>
-      </w:r>
-    </w:p>
-    <w:p>
-      <w:r>
-        <w:t>Run scripts/calculate_soc_sequestration.py, then analysis/17_soc_sequestration.R using R 4.6.0 with --vanilla. The independent calculation agrees with existing soc_ESM_profile_estimates.csv to 1e-9 Mg C/ha for all 92 complete profiles. Outputs: soc_sequestration_ESM_summary.csv, soc_sequestration_ESM_profiles.csv and soc_sequestration_reference_masses.csv in results/tables. Source measurements and existing stock-analysis outputs are unchanged.</w:t>
+        <w:t>Stocks and annualised accumulation</w:t>
       </w:r>
     </w:p>
     <w:p>
       <w:pPr>
-        <w:pStyle w:val="Heading1"/>
-        <w:pageBreakBefore/>
-      </w:pPr>
-      <w:r>
-        <w:t>SOC stocks and sequestration rates</w:t>
-      </w:r>
-    </w:p>
-    <w:p>
-      <w:pPr>
-        <w:keepNext/>
         <w:jc w:val="center"/>
       </w:pPr>
       <w:r>
         <w:drawing>
           <wp:inline xmlns:a="http://schemas.openxmlformats.org/drawingml/2006/main" xmlns:pic="http://schemas.openxmlformats.org/drawingml/2006/picture">
-            <wp:extent cx="5760720" cy="3456432"/>
-            <wp:docPr id="1" name="Picture 1" descr="Figure 1 SOC is soil organic carbon and ESM is equivalent soil mass. Points show mean stocks across complete profiles evaluated at the common arable 0 to 30 cm reference mass of 3733.24 Mg soil per hectare. Error bars show the SD among profiles, not confidence intervals. The dashed line marks the arable reference mean. Groups comprise arable reference (47 profiles), alley fallow for 19 years (8), alley fallow for 32 years (8) and tree rows for 32 years (21). Reference-mass uncertainty is not propagated."/>
+            <wp:extent cx="5577840" cy="3346704"/>
+            <wp:docPr id="1" name="Picture 1" descr="Figure 1 SOC stocks in the arable reference, alley fallow and tree rows. Arable stocks are measured at fixed depth (0-30 cm); agroforestry stocks are ESM corrected to the arable 0-30 cm reference mass. Points show complete-profile means and error bars show SD among profiles, not confidence intervals. The dashed line marks the measured fixed-depth arable mean. Groups comprise 47 arable profiles, eight profiles in each selected alley group and 21 tree-row profiles."/>
             <wp:cNvGraphicFramePr>
               <a:graphicFrameLocks noChangeAspect="1"/>
             </wp:cNvGraphicFramePr>
@@ -2179,7 +2411,7 @@
                   <pic:spPr>
                     <a:xfrm>
                       <a:off x="0" y="0"/>
-                      <a:ext cx="5760720" cy="3456432"/>
+                      <a:ext cx="5577840" cy="3346704"/>
                     </a:xfrm>
                     <a:prstGeom prst="rect"/>
                   </pic:spPr>
@@ -2195,20 +2427,18 @@
         <w:pStyle w:val="Caption"/>
       </w:pPr>
       <w:r>
-        <w:t>Figure 1 SOC is soil organic carbon and ESM is equivalent soil mass. Points show mean stocks across complete profiles evaluated at the common arable 0 to 30 cm reference mass of 3733.24 Mg soil per hectare. Error bars show the SD among profiles, not confidence intervals. The dashed line marks the arable reference mean. Groups comprise arable reference (47 profiles), alley fallow for 19 years (8), alley fallow for 32 years (8) and tree rows for 32 years (21). Reference-mass uncertainty is not propagated.</w:t>
+        <w:t>Figure 1 SOC stocks in the arable reference, alley fallow and tree rows. Arable stocks are measured at fixed depth (0-30 cm); agroforestry stocks are ESM corrected to the arable 0-30 cm reference mass. Points show complete-profile means and error bars show SD among profiles, not confidence intervals. The dashed line marks the measured fixed-depth arable mean. Groups comprise 47 arable profiles, eight profiles in each selected alley group and 21 tree-row profiles.</w:t>
       </w:r>
     </w:p>
     <w:p>
       <w:pPr>
-        <w:keepNext/>
-        <w:pageBreakBefore/>
         <w:jc w:val="center"/>
       </w:pPr>
       <w:r>
         <w:drawing>
           <wp:inline xmlns:a="http://schemas.openxmlformats.org/drawingml/2006/main" xmlns:pic="http://schemas.openxmlformats.org/drawingml/2006/picture">
-            <wp:extent cx="5760720" cy="3456432"/>
-            <wp:docPr id="2" name="Picture 2" descr="Figure 2 SOC is soil organic carbon and ESM is equivalent soil mass. Each rate is (mean ESM-adjusted SOC stock minus the adjacent arable mean) divided by the agreed elapsed duration: 19 years for former continuously cropped alleys, 32 years for former continuously fallow alleys and 32 years for tree rows. Points show retrospective annualised stock differences in Mg C per hectare per year. Error bars are profile SD divided by duration, conditional on the arable mean; they are not confidence intervals and do not propagate uncertainty in the reference mean or soil mass. Arable is zero by definition. These stock contrasts do not directly measure annual flux or isolate accumulation caused by grassland."/>
+            <wp:extent cx="5577840" cy="3486150"/>
+            <wp:docPr id="2" name="Picture 2" descr="Figure 2 Annualised SOC accumulation estimated as each complete agroforestry profile's ESM stock minus the mean measured fixed-depth arable stock, divided by the agreed duration (19 years for former Continuous cropping alleys; 32 years for Continuous fallow alleys and tree rows). Points show group means and error bars show SD among profile-level annualised estimates. The shared arable baseline is held fixed; SD is not a confidence interval. Arable zero is the defined reference. These are retrospective stock contrasts, not directly measured annual fluxes."/>
             <wp:cNvGraphicFramePr>
               <a:graphicFrameLocks noChangeAspect="1"/>
             </wp:cNvGraphicFramePr>
@@ -2228,7 +2458,7 @@
                   <pic:spPr>
                     <a:xfrm>
                       <a:off x="0" y="0"/>
-                      <a:ext cx="5760720" cy="3456432"/>
+                      <a:ext cx="5577840" cy="3486150"/>
                     </a:xfrm>
                     <a:prstGeom prst="rect"/>
                   </pic:spPr>
@@ -2244,7 +2474,7 @@
         <w:pStyle w:val="Caption"/>
       </w:pPr>
       <w:r>
-        <w:t>Figure 2 SOC is soil organic carbon and ESM is equivalent soil mass. Each rate is (mean ESM-adjusted SOC stock minus the adjacent arable mean) divided by the agreed elapsed duration: 19 years for former continuously cropped alleys, 32 years for former continuously fallow alleys and 32 years for tree rows. Points show retrospective annualised stock differences in Mg C per hectare per year. Error bars are profile SD divided by duration, conditional on the arable mean; they are not confidence intervals and do not propagate uncertainty in the reference mean or soil mass. Arable is zero by definition. These stock contrasts do not directly measure annual flux or isolate accumulation caused by grassland.</w:t>
+        <w:t>Figure 2 Annualised SOC accumulation estimated as each complete agroforestry profile's ESM stock minus the mean measured fixed-depth arable stock, divided by the agreed duration (19 years for former Continuous cropping alleys; 32 years for Continuous fallow alleys and tree rows). Points show group means and error bars show SD among profile-level annualised estimates. The shared arable baseline is held fixed; SD is not a confidence interval. Arable zero is the defined reference. These are retrospective stock contrasts, not directly measured annual fluxes.</w:t>
       </w:r>
     </w:p>
     <w:sectPr>
